--- a/pr-preview/pr-331/inference-handout.docx
+++ b/pr-preview/pr-331/inference-handout.docx
@@ -15,7 +15,7 @@
         <w:pStyle w:val="Date"/>
       </w:pPr>
       <w:r>
-        <w:t xml:space="preserve">Last modified: 2026-10-18 00:41:10 (PDT)</w:t>
+        <w:t xml:space="preserve">Last modified: 2026-10-18 13:25:37 (PDT)</w:t>
       </w:r>
     </w:p>
     <w:bookmarkStart w:id="12" w:name="inference"/>
@@ -80,7 +80,7 @@
         <w:t xml:space="preserve"> </w:t>
       </w:r>
       <w:r>
-        <w:t xml:space="preserve">(Wikipedia contributors 2025)</w:t>
+        <w:t xml:space="preserve">[1]</w:t>
       </w:r>
       <w:r>
         <w:t xml:space="preserve">.</w:t>
@@ -315,7 +315,16 @@
         <w:t xml:space="preserve"> </w:t>
       </w:r>
       <w:r>
-        <w:t xml:space="preserve">which a hypothesis test assesses against the data.</w:t>
+        <w:t xml:space="preserve">which a hypothesis test assesses against the data</w:t>
+      </w:r>
+      <w:r>
+        <w:t xml:space="preserve"> </w:t>
+      </w:r>
+      <w:r>
+        <w:t xml:space="preserve">[2]</w:t>
+      </w:r>
+      <w:r>
+        <w:t xml:space="preserve">.</w:t>
       </w:r>
     </w:p>
     <w:p>
@@ -329,7 +338,7 @@
         <w:t xml:space="preserve"> </w:t>
       </w:r>
       <w:r>
-        <w:t xml:space="preserve">Wikipedia contributors (2026g)</w:t>
+        <w:t xml:space="preserve">Wikipedia contributors [2]</w:t>
       </w:r>
       <w:r>
         <w:t xml:space="preserve">.</w:t>
@@ -609,7 +618,7 @@
         <w:t xml:space="preserve"> </w:t>
       </w:r>
       <w:r>
-        <w:t xml:space="preserve">Wikipedia contributors (2026e)</w:t>
+        <w:t xml:space="preserve">Wikipedia contributors [3]</w:t>
       </w:r>
       <w:r>
         <w:t xml:space="preserve">.</w:t>
@@ -982,7 +991,7 @@
         <w:t xml:space="preserve"> </w:t>
       </w:r>
       <w:r>
-        <w:t xml:space="preserve">Wikipedia contributors (2026j)</w:t>
+        <w:t xml:space="preserve">Wikipedia contributors [4]</w:t>
       </w:r>
       <w:r>
         <w:t xml:space="preserve">.</w:t>
@@ -1089,7 +1098,16 @@
         <w:t xml:space="preserve"> </w:t>
       </w:r>
       <w:r>
-        <w:t xml:space="preserve">computed with the data distributed as the null hypothesis specifies:</w:t>
+        <w:t xml:space="preserve">computed with the data distributed as the null hypothesis specifies</w:t>
+      </w:r>
+      <w:r>
+        <w:t xml:space="preserve"> </w:t>
+      </w:r>
+      <w:r>
+        <w:t xml:space="preserve">[5]</w:t>
+      </w:r>
+      <w:r>
+        <w:t xml:space="preserve">:</w:t>
       </w:r>
     </w:p>
     <w:p>
@@ -1286,7 +1304,7 @@
         <w:t xml:space="preserve"> </w:t>
       </w:r>
       <w:r>
-        <w:t xml:space="preserve">Wikipedia contributors (2026f)</w:t>
+        <w:t xml:space="preserve">Wikipedia contributors [5]</w:t>
       </w:r>
       <w:r>
         <w:t xml:space="preserve">.</w:t>
@@ -1464,7 +1482,7 @@
         <w:t xml:space="preserve"> </w:t>
       </w:r>
       <w:r>
-        <w:t xml:space="preserve">Wikipedia contributors (2026h)</w:t>
+        <w:t xml:space="preserve">Wikipedia contributors [6]</w:t>
       </w:r>
       <w:r>
         <w:t xml:space="preserve">.</w:t>
@@ -2972,7 +2990,7 @@
         <w:t xml:space="preserve"> </w:t>
       </w:r>
       <w:r>
-        <w:t xml:space="preserve">(5MinuteAI, n.d.)</w:t>
+        <w:t xml:space="preserve">[7]</w:t>
       </w:r>
       <w:r>
         <w:t xml:space="preserve">.</w:t>
@@ -2987,7 +3005,7 @@
         </w:numPr>
       </w:pPr>
       <w:r>
-        <w:t xml:space="preserve">Hogg et al. (2019, sec. 8.1, pp. 361–368)</w:t>
+        <w:t xml:space="preserve">Hogg et al. [8, Sec. 8.1], pp. 361–368</w:t>
       </w:r>
       <w:r>
         <w:t xml:space="preserve"> </w:t>
@@ -3005,7 +3023,7 @@
         </w:numPr>
       </w:pPr>
       <w:r>
-        <w:t xml:space="preserve">Hogg et al. (2019, sec. 8.6, pp. 403–409)</w:t>
+        <w:t xml:space="preserve">Hogg et al. [8, Sec. 8.6], pp. 403–409</w:t>
       </w:r>
       <w:r>
         <w:t xml:space="preserve"> </w:t>
@@ -3023,7 +3041,7 @@
         </w:numPr>
       </w:pPr>
       <w:r>
-        <w:t xml:space="preserve">Casella and Berger (2002, sec. 8.3, pp. 382–401)</w:t>
+        <w:t xml:space="preserve">Casella and Berger [9, Sec. 8.3], pp. 382–401</w:t>
       </w:r>
       <w:r>
         <w:t xml:space="preserve"> </w:t>
@@ -3041,7 +3059,7 @@
         </w:numPr>
       </w:pPr>
       <w:r>
-        <w:t xml:space="preserve">Rice (2007, sec. 9.2, pp. 331–336)</w:t>
+        <w:t xml:space="preserve">Rice [10, Sec. 9.2], pp. 331–336</w:t>
       </w:r>
       <w:r>
         <w:t xml:space="preserve"> </w:t>
@@ -3335,7 +3353,7 @@
         <w:t xml:space="preserve"> </w:t>
       </w:r>
       <w:r>
-        <w:t xml:space="preserve">Wikipedia contributors (2026a)</w:t>
+        <w:t xml:space="preserve">Wikipedia contributors [11]</w:t>
       </w:r>
       <w:r>
         <w:t xml:space="preserve">.</w:t>
@@ -4029,6 +4047,12 @@
           </m:sub>
         </m:sSub>
       </m:oMath>
+      <w:r>
+        <w:t xml:space="preserve"> </w:t>
+      </w:r>
+      <w:r>
+        <w:t xml:space="preserve">[12]</w:t>
+      </w:r>
       <w:r>
         <w:t xml:space="preserve">.</w:t>
       </w:r>
@@ -5463,6 +5487,12 @@
         </m:r>
       </m:oMath>
       <w:r>
+        <w:t xml:space="preserve"> </w:t>
+      </w:r>
+      <w:r>
+        <w:t xml:space="preserve">[13]</w:t>
+      </w:r>
+      <w:r>
         <w:t xml:space="preserve">:</w:t>
       </w:r>
     </w:p>
@@ -5574,7 +5604,7 @@
         <w:t xml:space="preserve"> </w:t>
       </w:r>
       <w:r>
-        <w:t xml:space="preserve">Wikipedia contributors (2026b)</w:t>
+        <w:t xml:space="preserve">Wikipedia contributors [13]</w:t>
       </w:r>
       <w:r>
         <w:t xml:space="preserve">.</w:t>
@@ -5824,7 +5854,7 @@
         <w:t xml:space="preserve"> </w:t>
       </w:r>
       <w:r>
-        <w:t xml:space="preserve">Wikipedia contributors (2026c)</w:t>
+        <w:t xml:space="preserve">Wikipedia contributors [14]</w:t>
       </w:r>
       <w:r>
         <w:t xml:space="preserve">.</w:t>
@@ -6626,7 +6656,7 @@
         <w:t xml:space="preserve"> </w:t>
       </w:r>
       <w:r>
-        <w:t xml:space="preserve">Wikipedia contributors (2026d)</w:t>
+        <w:t xml:space="preserve">Wikipedia contributors [15]</w:t>
       </w:r>
       <w:r>
         <w:t xml:space="preserve">.</w:t>
@@ -6762,7 +6792,7 @@
         <w:t xml:space="preserve"> </w:t>
       </w:r>
       <w:r>
-        <w:t xml:space="preserve">(5MinuteAI, n.d.)</w:t>
+        <w:t xml:space="preserve">[7]</w:t>
       </w:r>
       <w:r>
         <w:t xml:space="preserve">.</w:t>
@@ -6777,7 +6807,7 @@
         </w:numPr>
       </w:pPr>
       <w:r>
-        <w:t xml:space="preserve">Hogg et al. (2019, sec. 7.1, pp. 307–313)</w:t>
+        <w:t xml:space="preserve">Hogg et al. [8, Sec. 7.1], pp. 307–313</w:t>
       </w:r>
       <w:r>
         <w:t xml:space="preserve"> </w:t>
@@ -6795,7 +6825,7 @@
         </w:numPr>
       </w:pPr>
       <w:r>
-        <w:t xml:space="preserve">Casella and Berger (2002, sec. 9.2, pp. 420–439)</w:t>
+        <w:t xml:space="preserve">Casella and Berger [9, Sec. 9.2], pp. 420–439</w:t>
       </w:r>
       <w:r>
         <w:t xml:space="preserve"> </w:t>
@@ -6813,7 +6843,7 @@
         </w:numPr>
       </w:pPr>
       <w:r>
-        <w:t xml:space="preserve">Rice (2007, sec. 9.3, pp. 337–338)</w:t>
+        <w:t xml:space="preserve">Rice [10, Sec. 9.3], pp. 337–338</w:t>
       </w:r>
       <w:r>
         <w:t xml:space="preserve"> </w:t>
@@ -6823,7 +6853,7 @@
       </w:r>
     </w:p>
     <w:bookmarkEnd w:id="45"/>
-    <w:bookmarkStart w:id="49" w:name="further-reading-on-confidence-intervals"/>
+    <w:bookmarkStart w:id="48" w:name="further-reading-on-confidence-intervals"/>
     <w:p>
       <w:pPr>
         <w:pStyle w:val="Heading2"/>
@@ -6879,290 +6909,212 @@
         </w:r>
       </w:hyperlink>
     </w:p>
-    <w:bookmarkStart w:id="48" w:name="online-references"/>
-    <w:p>
-      <w:pPr>
-        <w:pStyle w:val="Heading3"/>
-      </w:pPr>
-      <w:r>
-        <w:t xml:space="preserve">5.1 Online references</w:t>
-      </w:r>
-    </w:p>
-    <w:p>
-      <w:pPr>
+    <w:bookmarkEnd w:id="48"/>
+    <w:bookmarkStart w:id="53" w:name="interpretation-of-negative-findings"/>
+    <w:p>
+      <w:pPr>
+        <w:pStyle w:val="Heading2"/>
+      </w:pPr>
+      <w:r>
+        <w:t xml:space="preserve">6 Interpretation of negative findings</w:t>
+      </w:r>
+    </w:p>
+    <w:p>
+      <w:pPr>
+        <w:pStyle w:val="FirstParagraph"/>
+      </w:pPr>
+      <w:r>
+        <w:t xml:space="preserve">If a confidence interval includes the null value,</w:t>
+      </w:r>
+      <w:r>
+        <w:t xml:space="preserve"> </w:t>
+      </w:r>
+      <w:r>
+        <w:t xml:space="preserve">or a hypothesis test fails to reject the null hypothesis,</w:t>
+      </w:r>
+      <w:r>
+        <w:t xml:space="preserve"> </w:t>
+      </w:r>
+      <w:r>
+        <w:t xml:space="preserve">that result does not</w:t>
+      </w:r>
+      <w:r>
+        <w:t xml:space="preserve"> </w:t>
+      </w:r>
+      <w:r>
+        <w:rPr>
+          <w:i/>
+          <w:iCs/>
+        </w:rPr>
+        <w:t xml:space="preserve">necessarily</w:t>
+      </w:r>
+      <w:r>
+        <w:t xml:space="preserve"> </w:t>
+      </w:r>
+      <w:r>
+        <w:t xml:space="preserve">mean that the null hypothesis is true.</w:t>
+      </w:r>
+      <w:r>
+        <w:t xml:space="preserve"> </w:t>
+      </w:r>
+      <w:r>
+        <w:t xml:space="preserve">(When the interval and the test are built from the same statistic,</w:t>
+      </w:r>
+      <w:r>
+        <w:t xml:space="preserve"> </w:t>
+      </w:r>
+      <w:r>
+        <w:t xml:space="preserve">with coverage</w:t>
+      </w:r>
+      <w:r>
+        <w:t xml:space="preserve"> </w:t>
+      </w:r>
+      <m:oMath>
+        <m:r>
+          <m:t>1</m:t>
+        </m:r>
+        <m:r>
+          <m:rPr>
+            <m:sty m:val="p"/>
+          </m:rPr>
+          <m:t>−</m:t>
+        </m:r>
+        <m:r>
+          <m:t>α</m:t>
+        </m:r>
+      </m:oMath>
+      <w:r>
+        <w:t xml:space="preserve"> </w:t>
+      </w:r>
+      <w:r>
+        <w:t xml:space="preserve">and significance level</w:t>
+      </w:r>
+      <w:r>
+        <w:t xml:space="preserve"> </w:t>
+      </w:r>
+      <m:oMath>
+        <m:r>
+          <m:t>α</m:t>
+        </m:r>
+      </m:oMath>
+      <w:r>
+        <w:t xml:space="preserve">,</w:t>
+      </w:r>
+      <w:r>
+        <w:t xml:space="preserve"> </w:t>
+      </w:r>
+      <w:r>
+        <w:t xml:space="preserve">the two results coincide.)</w:t>
+      </w:r>
+      <w:r>
+        <w:t xml:space="preserve"> </w:t>
+      </w:r>
+      <w:r>
+        <w:t xml:space="preserve">So we should not interpret such results as</w:t>
+      </w:r>
+      <w:r>
+        <w:t xml:space="preserve"> </w:t>
+      </w:r>
+      <w:r>
+        <w:t xml:space="preserve">“the odds (or risks, hazards, or means) are not significantly different”</w:t>
+      </w:r>
+      <w:r>
+        <w:t xml:space="preserve">.</w:t>
+      </w:r>
+      <w:r>
+        <w:t xml:space="preserve"> </w:t>
+      </w:r>
+      <w:r>
+        <w:t xml:space="preserve">Instead, we should write something like</w:t>
+      </w:r>
+      <w:r>
+        <w:t xml:space="preserve"> </w:t>
+      </w:r>
+      <w:r>
+        <w:t xml:space="preserve">“the data do not provide statistically significant</w:t>
+      </w:r>
+      <w:r>
+        <w:t xml:space="preserve"> </w:t>
+      </w:r>
+      <w:r>
+        <w:rPr>
+          <w:i/>
+          <w:iCs/>
+        </w:rPr>
+        <w:t xml:space="preserve">evidence</w:t>
+      </w:r>
+      <w:r>
+        <w:t xml:space="preserve"> </w:t>
+      </w:r>
+      <w:r>
+        <w:t xml:space="preserve">that the odds (or risks, hazards, or means) differ”</w:t>
+      </w:r>
+      <w:r>
+        <w:t xml:space="preserve">.</w:t>
+      </w:r>
+      <w:r>
+        <w:t xml:space="preserve"> </w:t>
+      </w:r>
+      <w:r>
+        <w:t xml:space="preserve">Statistical significance is a property of evidence,</w:t>
+      </w:r>
+      <w:r>
+        <w:t xml:space="preserve"> </w:t>
+      </w:r>
+      <w:r>
+        <w:t xml:space="preserve">not of the estimands.</w:t>
+      </w:r>
+    </w:p>
+    <w:p>
+      <w:pPr>
+        <w:pStyle w:val="BodyText"/>
+      </w:pPr>
+      <w:r>
+        <w:t xml:space="preserve">P-values do not distinguish between absence of evidence</w:t>
+      </w:r>
+      <w:r>
+        <w:t xml:space="preserve"> </w:t>
+      </w:r>
+      <w:r>
+        <w:t xml:space="preserve">and evidence of absence.</w:t>
+      </w:r>
+      <w:r>
+        <w:t xml:space="preserve"> </w:t>
+      </w:r>
+      <w:r>
+        <w:t xml:space="preserve">Confidence intervals do:</w:t>
+      </w:r>
+    </w:p>
+    <w:p>
+      <w:pPr>
+        <w:pStyle w:val="Compact"/>
         <w:numPr>
           <w:ilvl w:val="0"/>
           <w:numId w:val="1006"/>
         </w:numPr>
       </w:pPr>
       <w:r>
-        <w:t xml:space="preserve">Wikipedia contributors (2026g)</w:t>
-      </w:r>
-      <w:r>
-        <w:t xml:space="preserve"> </w:t>
-      </w:r>
-      <w:r>
-        <w:t xml:space="preserve">— the logic of testing and its terminology</w:t>
-      </w:r>
-    </w:p>
-    <w:p>
-      <w:pPr>
+        <w:t xml:space="preserve">a narrow confidence interval that includes the null value</w:t>
+      </w:r>
+      <w:r>
+        <w:t xml:space="preserve"> </w:t>
+      </w:r>
+      <w:r>
+        <w:t xml:space="preserve">is evidence of absence</w:t>
+      </w:r>
+      <w:r>
+        <w:t xml:space="preserve"> </w:t>
+      </w:r>
+      <w:r>
+        <w:t xml:space="preserve">(of any effect large enough to matter);</w:t>
+      </w:r>
+    </w:p>
+    <w:p>
+      <w:pPr>
+        <w:pStyle w:val="Compact"/>
         <w:numPr>
           <w:ilvl w:val="0"/>
           <w:numId w:val="1006"/>
-        </w:numPr>
-      </w:pPr>
-      <w:r>
-        <w:t xml:space="preserve">Wikipedia contributors (2026f)</w:t>
-      </w:r>
-      <w:r>
-        <w:t xml:space="preserve"> </w:t>
-      </w:r>
-      <w:r>
-        <w:t xml:space="preserve">— the definition and common misreadings</w:t>
-      </w:r>
-    </w:p>
-    <w:p>
-      <w:pPr>
-        <w:numPr>
-          <w:ilvl w:val="0"/>
-          <w:numId w:val="1006"/>
-        </w:numPr>
-      </w:pPr>
-      <w:r>
-        <w:t xml:space="preserve">Wikipedia contributors (2026b)</w:t>
-      </w:r>
-      <w:r>
-        <w:t xml:space="preserve"> </w:t>
-      </w:r>
-      <w:r>
-        <w:t xml:space="preserve">— the definition and common misreadings</w:t>
-      </w:r>
-    </w:p>
-    <w:p>
-      <w:pPr>
-        <w:numPr>
-          <w:ilvl w:val="0"/>
-          <w:numId w:val="1006"/>
-        </w:numPr>
-      </w:pPr>
-      <w:r>
-        <w:t xml:space="preserve">Wikipedia contributors (2026i)</w:t>
-      </w:r>
-      <w:r>
-        <w:t xml:space="preserve"> </w:t>
-      </w:r>
-      <w:r>
-        <w:t xml:space="preserve">— the distribution and its uses</w:t>
-      </w:r>
-    </w:p>
-    <w:bookmarkEnd w:id="48"/>
-    <w:bookmarkEnd w:id="49"/>
-    <w:bookmarkStart w:id="54" w:name="interpretation-of-negative-findings"/>
-    <w:p>
-      <w:pPr>
-        <w:pStyle w:val="Heading2"/>
-      </w:pPr>
-      <w:r>
-        <w:t xml:space="preserve">6 Interpretation of negative findings</w:t>
-      </w:r>
-    </w:p>
-    <w:p>
-      <w:pPr>
-        <w:pStyle w:val="FirstParagraph"/>
-      </w:pPr>
-      <w:r>
-        <w:t xml:space="preserve">If a confidence interval includes the null value,</w:t>
-      </w:r>
-      <w:r>
-        <w:t xml:space="preserve"> </w:t>
-      </w:r>
-      <w:r>
-        <w:t xml:space="preserve">or a hypothesis test fails to reject the null hypothesis,</w:t>
-      </w:r>
-      <w:r>
-        <w:t xml:space="preserve"> </w:t>
-      </w:r>
-      <w:r>
-        <w:t xml:space="preserve">that result does not</w:t>
-      </w:r>
-      <w:r>
-        <w:t xml:space="preserve"> </w:t>
-      </w:r>
-      <w:r>
-        <w:rPr>
-          <w:i/>
-          <w:iCs/>
-        </w:rPr>
-        <w:t xml:space="preserve">necessarily</w:t>
-      </w:r>
-      <w:r>
-        <w:t xml:space="preserve"> </w:t>
-      </w:r>
-      <w:r>
-        <w:t xml:space="preserve">mean that the null hypothesis is true.</w:t>
-      </w:r>
-      <w:r>
-        <w:t xml:space="preserve"> </w:t>
-      </w:r>
-      <w:r>
-        <w:t xml:space="preserve">(When the interval and the test are built from the same statistic,</w:t>
-      </w:r>
-      <w:r>
-        <w:t xml:space="preserve"> </w:t>
-      </w:r>
-      <w:r>
-        <w:t xml:space="preserve">with coverage</w:t>
-      </w:r>
-      <w:r>
-        <w:t xml:space="preserve"> </w:t>
-      </w:r>
-      <m:oMath>
-        <m:r>
-          <m:t>1</m:t>
-        </m:r>
-        <m:r>
-          <m:rPr>
-            <m:sty m:val="p"/>
-          </m:rPr>
-          <m:t>−</m:t>
-        </m:r>
-        <m:r>
-          <m:t>α</m:t>
-        </m:r>
-      </m:oMath>
-      <w:r>
-        <w:t xml:space="preserve"> </w:t>
-      </w:r>
-      <w:r>
-        <w:t xml:space="preserve">and significance level</w:t>
-      </w:r>
-      <w:r>
-        <w:t xml:space="preserve"> </w:t>
-      </w:r>
-      <m:oMath>
-        <m:r>
-          <m:t>α</m:t>
-        </m:r>
-      </m:oMath>
-      <w:r>
-        <w:t xml:space="preserve">,</w:t>
-      </w:r>
-      <w:r>
-        <w:t xml:space="preserve"> </w:t>
-      </w:r>
-      <w:r>
-        <w:t xml:space="preserve">the two results coincide.)</w:t>
-      </w:r>
-      <w:r>
-        <w:t xml:space="preserve"> </w:t>
-      </w:r>
-      <w:r>
-        <w:t xml:space="preserve">So we should not interpret such results as</w:t>
-      </w:r>
-      <w:r>
-        <w:t xml:space="preserve"> </w:t>
-      </w:r>
-      <w:r>
-        <w:t xml:space="preserve">“the odds (or risks, hazards, or means) are not significantly different”</w:t>
-      </w:r>
-      <w:r>
-        <w:t xml:space="preserve">.</w:t>
-      </w:r>
-      <w:r>
-        <w:t xml:space="preserve"> </w:t>
-      </w:r>
-      <w:r>
-        <w:t xml:space="preserve">Instead, we should write something like</w:t>
-      </w:r>
-      <w:r>
-        <w:t xml:space="preserve"> </w:t>
-      </w:r>
-      <w:r>
-        <w:t xml:space="preserve">“the data do not provide statistically significant</w:t>
-      </w:r>
-      <w:r>
-        <w:t xml:space="preserve"> </w:t>
-      </w:r>
-      <w:r>
-        <w:rPr>
-          <w:i/>
-          <w:iCs/>
-        </w:rPr>
-        <w:t xml:space="preserve">evidence</w:t>
-      </w:r>
-      <w:r>
-        <w:t xml:space="preserve"> </w:t>
-      </w:r>
-      <w:r>
-        <w:t xml:space="preserve">that the odds (or risks, hazards, or means) differ”</w:t>
-      </w:r>
-      <w:r>
-        <w:t xml:space="preserve">.</w:t>
-      </w:r>
-      <w:r>
-        <w:t xml:space="preserve"> </w:t>
-      </w:r>
-      <w:r>
-        <w:t xml:space="preserve">Statistical significance is a property of evidence,</w:t>
-      </w:r>
-      <w:r>
-        <w:t xml:space="preserve"> </w:t>
-      </w:r>
-      <w:r>
-        <w:t xml:space="preserve">not of the estimands.</w:t>
-      </w:r>
-    </w:p>
-    <w:p>
-      <w:pPr>
-        <w:pStyle w:val="BodyText"/>
-      </w:pPr>
-      <w:r>
-        <w:t xml:space="preserve">P-values do not distinguish between absence of evidence</w:t>
-      </w:r>
-      <w:r>
-        <w:t xml:space="preserve"> </w:t>
-      </w:r>
-      <w:r>
-        <w:t xml:space="preserve">and evidence of absence.</w:t>
-      </w:r>
-      <w:r>
-        <w:t xml:space="preserve"> </w:t>
-      </w:r>
-      <w:r>
-        <w:t xml:space="preserve">Confidence intervals do:</w:t>
-      </w:r>
-    </w:p>
-    <w:p>
-      <w:pPr>
-        <w:pStyle w:val="Compact"/>
-        <w:numPr>
-          <w:ilvl w:val="0"/>
-          <w:numId w:val="1007"/>
-        </w:numPr>
-      </w:pPr>
-      <w:r>
-        <w:t xml:space="preserve">a narrow confidence interval that includes the null value</w:t>
-      </w:r>
-      <w:r>
-        <w:t xml:space="preserve"> </w:t>
-      </w:r>
-      <w:r>
-        <w:t xml:space="preserve">is evidence of absence</w:t>
-      </w:r>
-      <w:r>
-        <w:t xml:space="preserve"> </w:t>
-      </w:r>
-      <w:r>
-        <w:t xml:space="preserve">(of any effect large enough to matter);</w:t>
-      </w:r>
-    </w:p>
-    <w:p>
-      <w:pPr>
-        <w:pStyle w:val="Compact"/>
-        <w:numPr>
-          <w:ilvl w:val="0"/>
-          <w:numId w:val="1007"/>
         </w:numPr>
       </w:pPr>
       <w:r>
@@ -7251,7 +7203,7 @@
       <w:tr>
         <w:tc>
           <w:tcPr/>
-          <w:bookmarkStart w:id="53" w:name="fig-CI-interp"/>
+          <w:bookmarkStart w:id="52" w:name="fig-CI-interp"/>
           <w:p>
             <w:pPr>
               <w:pStyle w:val="SourceCode"/>
@@ -8182,18 +8134,18 @@
                 <wp:inline>
                   <wp:extent cx="5334000" cy="3000375"/>
                   <wp:effectExtent b="0" l="0" r="0" t="0"/>
-                  <wp:docPr descr="" title="" id="51" name="Picture"/>
+                  <wp:docPr descr="" title="" id="50" name="Picture"/>
                   <a:graphic>
                     <a:graphicData uri="http://schemas.openxmlformats.org/drawingml/2006/picture">
                       <pic:pic>
                         <pic:nvPicPr>
-                          <pic:cNvPr descr="inference_files/figure-docx/unnamed-chunk-6-1.png" id="52" name="Picture"/>
+                          <pic:cNvPr descr="inference_files/figure-docx/unnamed-chunk-6-1.png" id="51" name="Picture"/>
                           <pic:cNvPicPr>
                             <a:picLocks noChangeArrowheads="1" noChangeAspect="1"/>
                           </pic:cNvPicPr>
                         </pic:nvPicPr>
                         <pic:blipFill>
-                          <a:blip r:embed="rId50"/>
+                          <a:blip r:embed="rId49"/>
                           <a:stretch>
                             <a:fillRect/>
                           </a:stretch>
@@ -8251,7 +8203,7 @@
               <w:t xml:space="preserve">Adapted from a whiteboard sketch made in office hours.</w:t>
             </w:r>
           </w:p>
-          <w:bookmarkEnd w:id="53"/>
+          <w:bookmarkEnd w:id="52"/>
         </w:tc>
       </w:tr>
     </w:tbl>
@@ -8266,14 +8218,14 @@
         <w:t xml:space="preserve"> </w:t>
       </w:r>
       <w:r>
-        <w:t xml:space="preserve">(Vittinghoff et al. 2012, sec. 3.7)</w:t>
+        <w:t xml:space="preserve">[16, Sec. 3.7]</w:t>
       </w:r>
       <w:r>
         <w:t xml:space="preserve">.</w:t>
       </w:r>
     </w:p>
-    <w:bookmarkEnd w:id="54"/>
-    <w:bookmarkStart w:id="86" w:name="references"/>
+    <w:bookmarkEnd w:id="53"/>
+    <w:bookmarkStart w:id="85" w:name="references"/>
     <w:p>
       <w:pPr>
         <w:pStyle w:val="Heading2"/>
@@ -8282,32 +8234,382 @@
         <w:t xml:space="preserve">References</w:t>
       </w:r>
     </w:p>
-    <w:bookmarkStart w:id="85" w:name="refs"/>
-    <w:bookmarkStart w:id="56" w:name="ref-fiveminuteai_probstat"/>
+    <w:bookmarkStart w:id="84" w:name="refs"/>
+    <w:bookmarkStart w:id="55" w:name="ref-wp:statinference"/>
     <w:p>
       <w:pPr>
         <w:pStyle w:val="Bibliography"/>
       </w:pPr>
       <w:r>
-        <w:t xml:space="preserve">5MinuteAI. n.d.</w:t>
-      </w:r>
-      <w:r>
-        <w:t xml:space="preserve"> </w:t>
-      </w:r>
-      <w:r>
-        <w:rPr>
-          <w:i/>
-          <w:iCs/>
-        </w:rPr>
-        <w:t xml:space="preserve">Probability &amp; Statistics</w:t>
-      </w:r>
-      <w:r>
-        <w:t xml:space="preserve">. Video playlist on YouTube. Accessed October 12, 2026.</w:t>
-      </w:r>
-      <w:r>
-        <w:t xml:space="preserve"> </w:t>
-      </w:r>
-      <w:hyperlink r:id="rId55">
+        <w:t xml:space="preserve">[1]</w:t>
+      </w:r>
+      <w:r>
+        <w:t xml:space="preserve"> </w:t>
+      </w:r>
+      <w:r>
+        <w:t xml:space="preserve">	</w:t>
+      </w:r>
+      <w:r>
+        <w:t xml:space="preserve">Wikipedia contributors,</w:t>
+      </w:r>
+      <w:r>
+        <w:t xml:space="preserve"> </w:t>
+      </w:r>
+      <w:r>
+        <w:t xml:space="preserve">“Statistical inference —</w:t>
+      </w:r>
+      <w:r>
+        <w:t xml:space="preserve"> </w:t>
+      </w:r>
+      <w:r>
+        <w:t xml:space="preserve">Wikipedia</w:t>
+      </w:r>
+      <w:r>
+        <w:t xml:space="preserve">,</w:t>
+      </w:r>
+      <w:r>
+        <w:t xml:space="preserve"> </w:t>
+      </w:r>
+      <w:r>
+        <w:t xml:space="preserve">the free encyclopedia.”</w:t>
+      </w:r>
+      <w:r>
+        <w:t xml:space="preserve"> </w:t>
+      </w:r>
+      <w:r>
+        <w:t xml:space="preserve">2025. Available:</w:t>
+      </w:r>
+      <w:r>
+        <w:t xml:space="preserve"> </w:t>
+      </w:r>
+      <w:hyperlink r:id="rId54">
+        <w:r>
+          <w:rPr>
+            <w:rStyle w:val="Hyperlink"/>
+          </w:rPr>
+          <w:t xml:space="preserve">https://en.wikipedia.org/w/index.php?title=Statistical_inference&amp;oldid=1304071803</w:t>
+        </w:r>
+      </w:hyperlink>
+    </w:p>
+    <w:bookmarkEnd w:id="55"/>
+    <w:bookmarkStart w:id="57" w:name="Xf91ac3e78483ea46cabb519605e11a427d8ba73"/>
+    <w:p>
+      <w:pPr>
+        <w:pStyle w:val="Bibliography"/>
+      </w:pPr>
+      <w:r>
+        <w:t xml:space="preserve">[2]</w:t>
+      </w:r>
+      <w:r>
+        <w:t xml:space="preserve"> </w:t>
+      </w:r>
+      <w:r>
+        <w:t xml:space="preserve">	</w:t>
+      </w:r>
+      <w:r>
+        <w:t xml:space="preserve">Wikipedia contributors,</w:t>
+      </w:r>
+      <w:r>
+        <w:t xml:space="preserve"> </w:t>
+      </w:r>
+      <w:r>
+        <w:t xml:space="preserve">“Statistical hypothesis test —</w:t>
+      </w:r>
+      <w:r>
+        <w:t xml:space="preserve"> </w:t>
+      </w:r>
+      <w:r>
+        <w:t xml:space="preserve">Wikipedia</w:t>
+      </w:r>
+      <w:r>
+        <w:t xml:space="preserve">,</w:t>
+      </w:r>
+      <w:r>
+        <w:t xml:space="preserve"> </w:t>
+      </w:r>
+      <w:r>
+        <w:t xml:space="preserve">the free encyclopedia.”</w:t>
+      </w:r>
+      <w:r>
+        <w:t xml:space="preserve"> </w:t>
+      </w:r>
+      <w:r>
+        <w:t xml:space="preserve">2026. Available:</w:t>
+      </w:r>
+      <w:r>
+        <w:t xml:space="preserve"> </w:t>
+      </w:r>
+      <w:hyperlink r:id="rId56">
+        <w:r>
+          <w:rPr>
+            <w:rStyle w:val="Hyperlink"/>
+          </w:rPr>
+          <w:t xml:space="preserve">https://en.wikipedia.org/wiki/Statistical_hypothesis_test</w:t>
+        </w:r>
+      </w:hyperlink>
+    </w:p>
+    <w:bookmarkEnd w:id="57"/>
+    <w:bookmarkStart w:id="59" w:name="ref-wikipedia_one_and_two_tailed_tests"/>
+    <w:p>
+      <w:pPr>
+        <w:pStyle w:val="Bibliography"/>
+      </w:pPr>
+      <w:r>
+        <w:t xml:space="preserve">[3]</w:t>
+      </w:r>
+      <w:r>
+        <w:t xml:space="preserve"> </w:t>
+      </w:r>
+      <w:r>
+        <w:t xml:space="preserve">	</w:t>
+      </w:r>
+      <w:r>
+        <w:t xml:space="preserve">Wikipedia contributors,</w:t>
+      </w:r>
+      <w:r>
+        <w:t xml:space="preserve"> </w:t>
+      </w:r>
+      <w:r>
+        <w:t xml:space="preserve">“One- and two-tailed tests —</w:t>
+      </w:r>
+      <w:r>
+        <w:t xml:space="preserve"> </w:t>
+      </w:r>
+      <w:r>
+        <w:t xml:space="preserve">Wikipedia</w:t>
+      </w:r>
+      <w:r>
+        <w:t xml:space="preserve">,</w:t>
+      </w:r>
+      <w:r>
+        <w:t xml:space="preserve"> </w:t>
+      </w:r>
+      <w:r>
+        <w:t xml:space="preserve">the free encyclopedia.”</w:t>
+      </w:r>
+      <w:r>
+        <w:t xml:space="preserve"> </w:t>
+      </w:r>
+      <w:r>
+        <w:t xml:space="preserve">2026. Available:</w:t>
+      </w:r>
+      <w:r>
+        <w:t xml:space="preserve"> </w:t>
+      </w:r>
+      <w:hyperlink r:id="rId58">
+        <w:r>
+          <w:rPr>
+            <w:rStyle w:val="Hyperlink"/>
+          </w:rPr>
+          <w:t xml:space="preserve">https://en.wikipedia.org/wiki/One-_and_two-tailed_tests</w:t>
+        </w:r>
+      </w:hyperlink>
+    </w:p>
+    <w:bookmarkEnd w:id="59"/>
+    <w:bookmarkStart w:id="61" w:name="ref-wikipedia_test_statistic"/>
+    <w:p>
+      <w:pPr>
+        <w:pStyle w:val="Bibliography"/>
+      </w:pPr>
+      <w:r>
+        <w:t xml:space="preserve">[4]</w:t>
+      </w:r>
+      <w:r>
+        <w:t xml:space="preserve"> </w:t>
+      </w:r>
+      <w:r>
+        <w:t xml:space="preserve">	</w:t>
+      </w:r>
+      <w:r>
+        <w:t xml:space="preserve">Wikipedia contributors,</w:t>
+      </w:r>
+      <w:r>
+        <w:t xml:space="preserve"> </w:t>
+      </w:r>
+      <w:r>
+        <w:t xml:space="preserve">“Test statistic —</w:t>
+      </w:r>
+      <w:r>
+        <w:t xml:space="preserve"> </w:t>
+      </w:r>
+      <w:r>
+        <w:t xml:space="preserve">Wikipedia</w:t>
+      </w:r>
+      <w:r>
+        <w:t xml:space="preserve">,</w:t>
+      </w:r>
+      <w:r>
+        <w:t xml:space="preserve"> </w:t>
+      </w:r>
+      <w:r>
+        <w:t xml:space="preserve">the free encyclopedia.”</w:t>
+      </w:r>
+      <w:r>
+        <w:t xml:space="preserve"> </w:t>
+      </w:r>
+      <w:r>
+        <w:t xml:space="preserve">2026. Available:</w:t>
+      </w:r>
+      <w:r>
+        <w:t xml:space="preserve"> </w:t>
+      </w:r>
+      <w:hyperlink r:id="rId60">
+        <w:r>
+          <w:rPr>
+            <w:rStyle w:val="Hyperlink"/>
+          </w:rPr>
+          <w:t xml:space="preserve">https://en.wikipedia.org/wiki/Test_statistic</w:t>
+        </w:r>
+      </w:hyperlink>
+    </w:p>
+    <w:bookmarkEnd w:id="61"/>
+    <w:bookmarkStart w:id="63" w:name="ref-wikipedia_p_value"/>
+    <w:p>
+      <w:pPr>
+        <w:pStyle w:val="Bibliography"/>
+      </w:pPr>
+      <w:r>
+        <w:t xml:space="preserve">[5]</w:t>
+      </w:r>
+      <w:r>
+        <w:t xml:space="preserve"> </w:t>
+      </w:r>
+      <w:r>
+        <w:t xml:space="preserve">	</w:t>
+      </w:r>
+      <w:r>
+        <w:t xml:space="preserve">Wikipedia contributors,</w:t>
+      </w:r>
+      <w:r>
+        <w:t xml:space="preserve"> </w:t>
+      </w:r>
+      <w:r>
+        <w:t xml:space="preserve">“P-value —</w:t>
+      </w:r>
+      <w:r>
+        <w:t xml:space="preserve"> </w:t>
+      </w:r>
+      <w:r>
+        <w:t xml:space="preserve">Wikipedia</w:t>
+      </w:r>
+      <w:r>
+        <w:t xml:space="preserve">,</w:t>
+      </w:r>
+      <w:r>
+        <w:t xml:space="preserve"> </w:t>
+      </w:r>
+      <w:r>
+        <w:t xml:space="preserve">the free encyclopedia.”</w:t>
+      </w:r>
+      <w:r>
+        <w:t xml:space="preserve"> </w:t>
+      </w:r>
+      <w:r>
+        <w:t xml:space="preserve">2026. Available:</w:t>
+      </w:r>
+      <w:r>
+        <w:t xml:space="preserve"> </w:t>
+      </w:r>
+      <w:hyperlink r:id="rId62">
+        <w:r>
+          <w:rPr>
+            <w:rStyle w:val="Hyperlink"/>
+          </w:rPr>
+          <w:t xml:space="preserve">https://en.wikipedia.org/wiki/P-value</w:t>
+        </w:r>
+      </w:hyperlink>
+    </w:p>
+    <w:bookmarkEnd w:id="63"/>
+    <w:bookmarkStart w:id="65" w:name="ref-wikipedia_statistical_significance"/>
+    <w:p>
+      <w:pPr>
+        <w:pStyle w:val="Bibliography"/>
+      </w:pPr>
+      <w:r>
+        <w:t xml:space="preserve">[6]</w:t>
+      </w:r>
+      <w:r>
+        <w:t xml:space="preserve"> </w:t>
+      </w:r>
+      <w:r>
+        <w:t xml:space="preserve">	</w:t>
+      </w:r>
+      <w:r>
+        <w:t xml:space="preserve">Wikipedia contributors,</w:t>
+      </w:r>
+      <w:r>
+        <w:t xml:space="preserve"> </w:t>
+      </w:r>
+      <w:r>
+        <w:t xml:space="preserve">“Statistical significance —</w:t>
+      </w:r>
+      <w:r>
+        <w:t xml:space="preserve"> </w:t>
+      </w:r>
+      <w:r>
+        <w:t xml:space="preserve">Wikipedia</w:t>
+      </w:r>
+      <w:r>
+        <w:t xml:space="preserve">,</w:t>
+      </w:r>
+      <w:r>
+        <w:t xml:space="preserve"> </w:t>
+      </w:r>
+      <w:r>
+        <w:t xml:space="preserve">the free encyclopedia.”</w:t>
+      </w:r>
+      <w:r>
+        <w:t xml:space="preserve"> </w:t>
+      </w:r>
+      <w:r>
+        <w:t xml:space="preserve">2026. Available:</w:t>
+      </w:r>
+      <w:r>
+        <w:t xml:space="preserve"> </w:t>
+      </w:r>
+      <w:hyperlink r:id="rId64">
+        <w:r>
+          <w:rPr>
+            <w:rStyle w:val="Hyperlink"/>
+          </w:rPr>
+          <w:t xml:space="preserve">https://en.wikipedia.org/wiki/Statistical_significance</w:t>
+        </w:r>
+      </w:hyperlink>
+    </w:p>
+    <w:bookmarkEnd w:id="65"/>
+    <w:bookmarkStart w:id="67" w:name="ref-fiveminuteai_probstat"/>
+    <w:p>
+      <w:pPr>
+        <w:pStyle w:val="Bibliography"/>
+      </w:pPr>
+      <w:r>
+        <w:t xml:space="preserve">[7]</w:t>
+      </w:r>
+      <w:r>
+        <w:t xml:space="preserve"> </w:t>
+      </w:r>
+      <w:r>
+        <w:t xml:space="preserve">	</w:t>
+      </w:r>
+      <w:r>
+        <w:t xml:space="preserve">5MinuteAI,</w:t>
+      </w:r>
+      <w:r>
+        <w:t xml:space="preserve"> </w:t>
+      </w:r>
+      <w:r>
+        <w:t xml:space="preserve">“Probability &amp; statistics.”</w:t>
+      </w:r>
+      <w:r>
+        <w:t xml:space="preserve"> </w:t>
+      </w:r>
+      <w:r>
+        <w:t xml:space="preserve">Video playlist on YouTube. Accessed: Oct. 12, 2026. [Online]. Available:</w:t>
+      </w:r>
+      <w:r>
+        <w:t xml:space="preserve"> </w:t>
+      </w:r>
+      <w:hyperlink r:id="rId66">
         <w:r>
           <w:rPr>
             <w:rStyle w:val="Hyperlink"/>
@@ -8315,18 +8617,24 @@
           <w:t xml:space="preserve">https://www.youtube.com/playlist?list=PLeB45KifGiuHesi4PALNZSYZFhViVGQJK</w:t>
         </w:r>
       </w:hyperlink>
-      <w:r>
-        <w:t xml:space="preserve">.</w:t>
-      </w:r>
-    </w:p>
-    <w:bookmarkEnd w:id="56"/>
-    <w:bookmarkStart w:id="58" w:name="ref-CaseBerg01"/>
+    </w:p>
+    <w:bookmarkEnd w:id="67"/>
+    <w:bookmarkStart w:id="68" w:name="ref-hoggtanis2015"/>
     <w:p>
       <w:pPr>
         <w:pStyle w:val="Bibliography"/>
       </w:pPr>
       <w:r>
-        <w:t xml:space="preserve">Casella, George, and Roger Berger. 2002.</w:t>
+        <w:t xml:space="preserve">[8]</w:t>
+      </w:r>
+      <w:r>
+        <w:t xml:space="preserve"> </w:t>
+      </w:r>
+      <w:r>
+        <w:t xml:space="preserve">	</w:t>
+      </w:r>
+      <w:r>
+        <w:t xml:space="preserve">R. V. Hogg, E. A. Tanis, and D. L. Zimmerman,</w:t>
       </w:r>
       <w:r>
         <w:t xml:space="preserve"> </w:t>
@@ -8336,15 +8644,47 @@
           <w:i/>
           <w:iCs/>
         </w:rPr>
-        <w:t xml:space="preserve">Statistical Inference</w:t>
-      </w:r>
-      <w:r>
-        <w:t xml:space="preserve">. 2nd ed. Cengage Learning.</w:t>
-      </w:r>
-      <w:r>
-        <w:t xml:space="preserve"> </w:t>
-      </w:r>
-      <w:hyperlink r:id="rId57">
+        <w:t xml:space="preserve">Probability and statistical inference</w:t>
+      </w:r>
+      <w:r>
+        <w:t xml:space="preserve">, Tenth edition. Boston: Pearson, 2019.</w:t>
+      </w:r>
+    </w:p>
+    <w:bookmarkEnd w:id="68"/>
+    <w:bookmarkStart w:id="70" w:name="ref-CaseBerg01"/>
+    <w:p>
+      <w:pPr>
+        <w:pStyle w:val="Bibliography"/>
+      </w:pPr>
+      <w:r>
+        <w:t xml:space="preserve">[9]</w:t>
+      </w:r>
+      <w:r>
+        <w:t xml:space="preserve"> </w:t>
+      </w:r>
+      <w:r>
+        <w:t xml:space="preserve">	</w:t>
+      </w:r>
+      <w:r>
+        <w:t xml:space="preserve">G. Casella and R. Berger,</w:t>
+      </w:r>
+      <w:r>
+        <w:t xml:space="preserve"> </w:t>
+      </w:r>
+      <w:r>
+        <w:rPr>
+          <w:i/>
+          <w:iCs/>
+        </w:rPr>
+        <w:t xml:space="preserve">Statistical inference</w:t>
+      </w:r>
+      <w:r>
+        <w:t xml:space="preserve">, 2nd ed. Cengage Learning, 2002. Available:</w:t>
+      </w:r>
+      <w:r>
+        <w:t xml:space="preserve"> </w:t>
+      </w:r>
+      <w:hyperlink r:id="rId69">
         <w:r>
           <w:rPr>
             <w:rStyle w:val="Hyperlink"/>
@@ -8352,18 +8692,24 @@
           <w:t xml:space="preserve">https://www.cengage.com/c/statistical-inference-2e-casella-berger/9780534243128/</w:t>
         </w:r>
       </w:hyperlink>
-      <w:r>
-        <w:t xml:space="preserve">.</w:t>
-      </w:r>
-    </w:p>
-    <w:bookmarkEnd w:id="58"/>
-    <w:bookmarkStart w:id="59" w:name="ref-hoggtanis2015"/>
+    </w:p>
+    <w:bookmarkEnd w:id="70"/>
+    <w:bookmarkStart w:id="71" w:name="ref-rice2007mathematical"/>
     <w:p>
       <w:pPr>
         <w:pStyle w:val="Bibliography"/>
       </w:pPr>
       <w:r>
-        <w:t xml:space="preserve">Hogg, Robert V., Elliot A. Tanis, and Dale L. Zimmerman. 2019.</w:t>
+        <w:t xml:space="preserve">[10]</w:t>
+      </w:r>
+      <w:r>
+        <w:t xml:space="preserve"> </w:t>
+      </w:r>
+      <w:r>
+        <w:t xml:space="preserve">	</w:t>
+      </w:r>
+      <w:r>
+        <w:t xml:space="preserve">J. A. Rice,</w:t>
       </w:r>
       <w:r>
         <w:t xml:space="preserve"> </w:t>
@@ -8373,205 +8719,61 @@
           <w:i/>
           <w:iCs/>
         </w:rPr>
-        <w:t xml:space="preserve">Probability and Statistical Inference</w:t>
-      </w:r>
-      <w:r>
-        <w:t xml:space="preserve">. Tenth edition. Pearson.</w:t>
-      </w:r>
-    </w:p>
-    <w:bookmarkEnd w:id="59"/>
-    <w:bookmarkStart w:id="60" w:name="ref-rice2007mathematical"/>
+        <w:t xml:space="preserve">Mathematical statistics and data analysis</w:t>
+      </w:r>
+      <w:r>
+        <w:t xml:space="preserve">, 3rd ed. Belmont, CA: Cengage Learning, 2007.</w:t>
+      </w:r>
+    </w:p>
+    <w:bookmarkEnd w:id="71"/>
+    <w:bookmarkStart w:id="73" w:name="ref-wikipedia_chi_squared_distribution"/>
     <w:p>
       <w:pPr>
         <w:pStyle w:val="Bibliography"/>
       </w:pPr>
       <w:r>
-        <w:t xml:space="preserve">Rice, John A. 2007.</w:t>
-      </w:r>
-      <w:r>
-        <w:t xml:space="preserve"> </w:t>
-      </w:r>
-      <w:r>
-        <w:rPr>
-          <w:i/>
-          <w:iCs/>
-        </w:rPr>
-        <w:t xml:space="preserve">Mathematical Statistics and Data Analysis</w:t>
-      </w:r>
-      <w:r>
-        <w:t xml:space="preserve">. 3rd ed. Cengage Learning.</w:t>
-      </w:r>
-    </w:p>
-    <w:bookmarkEnd w:id="60"/>
-    <w:bookmarkStart w:id="62" w:name="ref-vittinghoff2e"/>
-    <w:p>
-      <w:pPr>
-        <w:pStyle w:val="Bibliography"/>
-      </w:pPr>
-      <w:r>
-        <w:t xml:space="preserve">Vittinghoff, Eric, David V Glidden, Stephen C Shiboski, and Charles E McCulloch. 2012.</w:t>
-      </w:r>
-      <w:r>
-        <w:t xml:space="preserve"> </w:t>
-      </w:r>
-      <w:r>
-        <w:rPr>
-          <w:i/>
-          <w:iCs/>
-        </w:rPr>
-        <w:t xml:space="preserve">Regression Methods in Biostatistics: Linear, Logistic, Survival, and Repeated Measures Models</w:t>
-      </w:r>
-      <w:r>
-        <w:t xml:space="preserve">. 2nd ed. Springer.</w:t>
-      </w:r>
-      <w:r>
-        <w:t xml:space="preserve"> </w:t>
-      </w:r>
-      <w:hyperlink r:id="rId61">
-        <w:r>
-          <w:rPr>
-            <w:rStyle w:val="Hyperlink"/>
-          </w:rPr>
-          <w:t xml:space="preserve">https://doi.org/10.1007/978-1-4614-1353-0</w:t>
-        </w:r>
-      </w:hyperlink>
-      <w:r>
-        <w:t xml:space="preserve">.</w:t>
-      </w:r>
-    </w:p>
-    <w:bookmarkEnd w:id="62"/>
-    <w:bookmarkStart w:id="64" w:name="ref-wp:statinference"/>
-    <w:p>
-      <w:pPr>
-        <w:pStyle w:val="Bibliography"/>
-      </w:pPr>
-      <w:r>
-        <w:t xml:space="preserve">Wikipedia contributors. 2025.</w:t>
-      </w:r>
-      <w:r>
-        <w:t xml:space="preserve"> </w:t>
-      </w:r>
-      <w:r>
-        <w:rPr>
-          <w:i/>
-          <w:iCs/>
-        </w:rPr>
-        <w:t xml:space="preserve">Statistical Inference —</w:t>
-      </w:r>
-      <w:r>
-        <w:rPr>
-          <w:i/>
-          <w:iCs/>
-        </w:rPr>
-        <w:t xml:space="preserve"> </w:t>
-      </w:r>
-      <w:r>
-        <w:rPr>
-          <w:i/>
-          <w:iCs/>
-        </w:rPr>
+        <w:t xml:space="preserve">[11]</w:t>
+      </w:r>
+      <w:r>
+        <w:t xml:space="preserve"> </w:t>
+      </w:r>
+      <w:r>
+        <w:t xml:space="preserve">	</w:t>
+      </w:r>
+      <w:r>
+        <w:t xml:space="preserve">Wikipedia contributors,</w:t>
+      </w:r>
+      <w:r>
+        <w:t xml:space="preserve"> </w:t>
+      </w:r>
+      <w:r>
+        <w:t xml:space="preserve">“Chi-squared distribution —</w:t>
+      </w:r>
+      <w:r>
+        <w:t xml:space="preserve"> </w:t>
+      </w:r>
+      <w:r>
         <w:t xml:space="preserve">Wikipedia</w:t>
       </w:r>
       <w:r>
-        <w:rPr>
-          <w:i/>
-          <w:iCs/>
-        </w:rPr>
         <w:t xml:space="preserve">,</w:t>
       </w:r>
       <w:r>
-        <w:rPr>
-          <w:i/>
-          <w:iCs/>
-        </w:rPr>
-        <w:t xml:space="preserve"> </w:t>
-      </w:r>
-      <w:r>
-        <w:rPr>
-          <w:i/>
-          <w:iCs/>
-        </w:rPr>
-        <w:t xml:space="preserve">the Free Encyclopedia</w:t>
-      </w:r>
-      <w:r>
-        <w:t xml:space="preserve">.</w:t>
-      </w:r>
-      <w:r>
-        <w:t xml:space="preserve"> </w:t>
-      </w:r>
-      <w:hyperlink r:id="rId63">
-        <w:r>
-          <w:rPr>
-            <w:rStyle w:val="Hyperlink"/>
-          </w:rPr>
-          <w:t xml:space="preserve">https://en.wikipedia.org/w/index.php?title=Statistical_inference&amp;oldid=1304071803</w:t>
-        </w:r>
-      </w:hyperlink>
-      <w:r>
-        <w:t xml:space="preserve">.</w:t>
-      </w:r>
-    </w:p>
-    <w:bookmarkEnd w:id="64"/>
-    <w:bookmarkStart w:id="66" w:name="ref-wikipedia_chi_squared_distribution"/>
-    <w:p>
-      <w:pPr>
-        <w:pStyle w:val="Bibliography"/>
-      </w:pPr>
-      <w:r>
-        <w:t xml:space="preserve">Wikipedia contributors. 2026a.</w:t>
-      </w:r>
-      <w:r>
-        <w:t xml:space="preserve"> </w:t>
-      </w:r>
-      <w:r>
-        <w:rPr>
-          <w:i/>
-          <w:iCs/>
-        </w:rPr>
-        <w:t xml:space="preserve">Chi-Squared Distribution —</w:t>
-      </w:r>
-      <w:r>
-        <w:rPr>
-          <w:i/>
-          <w:iCs/>
-        </w:rPr>
-        <w:t xml:space="preserve"> </w:t>
-      </w:r>
-      <w:r>
-        <w:rPr>
-          <w:i/>
-          <w:iCs/>
-        </w:rPr>
-        <w:t xml:space="preserve">Wikipedia</w:t>
-      </w:r>
-      <w:r>
-        <w:rPr>
-          <w:i/>
-          <w:iCs/>
-        </w:rPr>
-        <w:t xml:space="preserve">,</w:t>
-      </w:r>
-      <w:r>
-        <w:rPr>
-          <w:i/>
-          <w:iCs/>
-        </w:rPr>
-        <w:t xml:space="preserve"> </w:t>
-      </w:r>
-      <w:r>
-        <w:rPr>
-          <w:i/>
-          <w:iCs/>
-        </w:rPr>
-        <w:t xml:space="preserve">the Free Encyclopedia</w:t>
-      </w:r>
-      <w:r>
-        <w:t xml:space="preserve">.</w:t>
-      </w:r>
-      <w:r>
-        <w:t xml:space="preserve"> </w:t>
-      </w:r>
-      <w:hyperlink r:id="rId65">
+        <w:t xml:space="preserve"> </w:t>
+      </w:r>
+      <w:r>
+        <w:t xml:space="preserve">the free encyclopedia.”</w:t>
+      </w:r>
+      <w:r>
+        <w:t xml:space="preserve"> </w:t>
+      </w:r>
+      <w:r>
+        <w:t xml:space="preserve">2026. Available:</w:t>
+      </w:r>
+      <w:r>
+        <w:t xml:space="preserve"> </w:t>
+      </w:r>
+      <w:hyperlink r:id="rId72">
         <w:r>
           <w:rPr>
             <w:rStyle w:val="Hyperlink"/>
@@ -8579,71 +8781,113 @@
           <w:t xml:space="preserve">https://en.wikipedia.org/wiki/Chi-squared_distribution</w:t>
         </w:r>
       </w:hyperlink>
-      <w:r>
-        <w:t xml:space="preserve">.</w:t>
-      </w:r>
-    </w:p>
-    <w:bookmarkEnd w:id="66"/>
-    <w:bookmarkStart w:id="68" w:name="ref-wikipedia_confidence_interval"/>
+    </w:p>
+    <w:bookmarkEnd w:id="73"/>
+    <w:bookmarkStart w:id="75" w:name="ref-wikipedia_students_t_distribution"/>
     <w:p>
       <w:pPr>
         <w:pStyle w:val="Bibliography"/>
       </w:pPr>
       <w:r>
-        <w:t xml:space="preserve">Wikipedia contributors. 2026b.</w:t>
-      </w:r>
-      <w:r>
-        <w:t xml:space="preserve"> </w:t>
-      </w:r>
-      <w:r>
-        <w:rPr>
-          <w:i/>
-          <w:iCs/>
-        </w:rPr>
-        <w:t xml:space="preserve">Confidence Interval —</w:t>
-      </w:r>
-      <w:r>
-        <w:rPr>
-          <w:i/>
-          <w:iCs/>
-        </w:rPr>
-        <w:t xml:space="preserve"> </w:t>
-      </w:r>
-      <w:r>
-        <w:rPr>
-          <w:i/>
-          <w:iCs/>
-        </w:rPr>
+        <w:t xml:space="preserve">[12]</w:t>
+      </w:r>
+      <w:r>
+        <w:t xml:space="preserve"> </w:t>
+      </w:r>
+      <w:r>
+        <w:t xml:space="preserve">	</w:t>
+      </w:r>
+      <w:r>
+        <w:t xml:space="preserve">Wikipedia contributors,</w:t>
+      </w:r>
+      <w:r>
+        <w:t xml:space="preserve"> </w:t>
+      </w:r>
+      <w:r>
+        <w:t xml:space="preserve">“Student’s t-distribution —</w:t>
+      </w:r>
+      <w:r>
+        <w:t xml:space="preserve"> </w:t>
+      </w:r>
+      <w:r>
         <w:t xml:space="preserve">Wikipedia</w:t>
       </w:r>
       <w:r>
-        <w:rPr>
-          <w:i/>
-          <w:iCs/>
-        </w:rPr>
         <w:t xml:space="preserve">,</w:t>
       </w:r>
       <w:r>
-        <w:rPr>
-          <w:i/>
-          <w:iCs/>
-        </w:rPr>
-        <w:t xml:space="preserve"> </w:t>
-      </w:r>
-      <w:r>
-        <w:rPr>
-          <w:i/>
-          <w:iCs/>
-        </w:rPr>
-        <w:t xml:space="preserve">the Free Encyclopedia</w:t>
-      </w:r>
-      <w:r>
-        <w:t xml:space="preserve">.</w:t>
-      </w:r>
-      <w:r>
-        <w:t xml:space="preserve"> </w:t>
-      </w:r>
-      <w:hyperlink r:id="rId67">
+        <w:t xml:space="preserve"> </w:t>
+      </w:r>
+      <w:r>
+        <w:t xml:space="preserve">the free encyclopedia.”</w:t>
+      </w:r>
+      <w:r>
+        <w:t xml:space="preserve"> </w:t>
+      </w:r>
+      <w:r>
+        <w:t xml:space="preserve">2026. Available:</w:t>
+      </w:r>
+      <w:r>
+        <w:t xml:space="preserve"> </w:t>
+      </w:r>
+      <w:hyperlink r:id="rId74">
+        <w:r>
+          <w:rPr>
+            <w:rStyle w:val="Hyperlink"/>
+          </w:rPr>
+          <w:t xml:space="preserve">https://en.wikipedia.org/wiki/Student%27s_t-distribution</w:t>
+        </w:r>
+      </w:hyperlink>
+    </w:p>
+    <w:bookmarkEnd w:id="75"/>
+    <w:bookmarkStart w:id="77" w:name="ref-wikipedia_confidence_interval"/>
+    <w:p>
+      <w:pPr>
+        <w:pStyle w:val="Bibliography"/>
+      </w:pPr>
+      <w:r>
+        <w:t xml:space="preserve">[13]</w:t>
+      </w:r>
+      <w:r>
+        <w:t xml:space="preserve"> </w:t>
+      </w:r>
+      <w:r>
+        <w:t xml:space="preserve">	</w:t>
+      </w:r>
+      <w:r>
+        <w:t xml:space="preserve">Wikipedia contributors,</w:t>
+      </w:r>
+      <w:r>
+        <w:t xml:space="preserve"> </w:t>
+      </w:r>
+      <w:r>
+        <w:t xml:space="preserve">“Confidence interval —</w:t>
+      </w:r>
+      <w:r>
+        <w:t xml:space="preserve"> </w:t>
+      </w:r>
+      <w:r>
+        <w:t xml:space="preserve">Wikipedia</w:t>
+      </w:r>
+      <w:r>
+        <w:t xml:space="preserve">,</w:t>
+      </w:r>
+      <w:r>
+        <w:t xml:space="preserve"> </w:t>
+      </w:r>
+      <w:r>
+        <w:t xml:space="preserve">the free encyclopedia.”</w:t>
+      </w:r>
+      <w:r>
+        <w:t xml:space="preserve"> </w:t>
+      </w:r>
+      <w:r>
+        <w:t xml:space="preserve">2026. Available:</w:t>
+      </w:r>
+      <w:r>
+        <w:t xml:space="preserve"> </w:t>
+      </w:r>
+      <w:hyperlink r:id="rId76">
         <w:r>
           <w:rPr>
             <w:rStyle w:val="Hyperlink"/>
@@ -8651,71 +8895,56 @@
           <w:t xml:space="preserve">https://en.wikipedia.org/wiki/Confidence_interval</w:t>
         </w:r>
       </w:hyperlink>
-      <w:r>
-        <w:t xml:space="preserve">.</w:t>
-      </w:r>
-    </w:p>
-    <w:bookmarkEnd w:id="68"/>
-    <w:bookmarkStart w:id="70" w:name="ref-wikipedia_coverage_probability"/>
+    </w:p>
+    <w:bookmarkEnd w:id="77"/>
+    <w:bookmarkStart w:id="79" w:name="ref-wikipedia_coverage_probability"/>
     <w:p>
       <w:pPr>
         <w:pStyle w:val="Bibliography"/>
       </w:pPr>
       <w:r>
-        <w:t xml:space="preserve">Wikipedia contributors. 2026c.</w:t>
-      </w:r>
-      <w:r>
-        <w:t xml:space="preserve"> </w:t>
-      </w:r>
-      <w:r>
-        <w:rPr>
-          <w:i/>
-          <w:iCs/>
-        </w:rPr>
-        <w:t xml:space="preserve">Coverage Probability —</w:t>
-      </w:r>
-      <w:r>
-        <w:rPr>
-          <w:i/>
-          <w:iCs/>
-        </w:rPr>
-        <w:t xml:space="preserve"> </w:t>
-      </w:r>
-      <w:r>
-        <w:rPr>
-          <w:i/>
-          <w:iCs/>
-        </w:rPr>
+        <w:t xml:space="preserve">[14]</w:t>
+      </w:r>
+      <w:r>
+        <w:t xml:space="preserve"> </w:t>
+      </w:r>
+      <w:r>
+        <w:t xml:space="preserve">	</w:t>
+      </w:r>
+      <w:r>
+        <w:t xml:space="preserve">Wikipedia contributors,</w:t>
+      </w:r>
+      <w:r>
+        <w:t xml:space="preserve"> </w:t>
+      </w:r>
+      <w:r>
+        <w:t xml:space="preserve">“Coverage probability —</w:t>
+      </w:r>
+      <w:r>
+        <w:t xml:space="preserve"> </w:t>
+      </w:r>
+      <w:r>
         <w:t xml:space="preserve">Wikipedia</w:t>
       </w:r>
       <w:r>
-        <w:rPr>
-          <w:i/>
-          <w:iCs/>
-        </w:rPr>
         <w:t xml:space="preserve">,</w:t>
       </w:r>
       <w:r>
-        <w:rPr>
-          <w:i/>
-          <w:iCs/>
-        </w:rPr>
-        <w:t xml:space="preserve"> </w:t>
-      </w:r>
-      <w:r>
-        <w:rPr>
-          <w:i/>
-          <w:iCs/>
-        </w:rPr>
-        <w:t xml:space="preserve">the Free Encyclopedia</w:t>
-      </w:r>
-      <w:r>
-        <w:t xml:space="preserve">.</w:t>
-      </w:r>
-      <w:r>
-        <w:t xml:space="preserve"> </w:t>
-      </w:r>
-      <w:hyperlink r:id="rId69">
+        <w:t xml:space="preserve"> </w:t>
+      </w:r>
+      <w:r>
+        <w:t xml:space="preserve">the free encyclopedia.”</w:t>
+      </w:r>
+      <w:r>
+        <w:t xml:space="preserve"> </w:t>
+      </w:r>
+      <w:r>
+        <w:t xml:space="preserve">2026. Available:</w:t>
+      </w:r>
+      <w:r>
+        <w:t xml:space="preserve"> </w:t>
+      </w:r>
+      <w:hyperlink r:id="rId78">
         <w:r>
           <w:rPr>
             <w:rStyle w:val="Hyperlink"/>
@@ -8723,71 +8952,56 @@
           <w:t xml:space="preserve">https://en.wikipedia.org/wiki/Coverage_probability</w:t>
         </w:r>
       </w:hyperlink>
-      <w:r>
-        <w:t xml:space="preserve">.</w:t>
-      </w:r>
-    </w:p>
-    <w:bookmarkEnd w:id="70"/>
-    <w:bookmarkStart w:id="72" w:name="ref-wikipedia_margin_of_error"/>
+    </w:p>
+    <w:bookmarkEnd w:id="79"/>
+    <w:bookmarkStart w:id="81" w:name="ref-wikipedia_margin_of_error"/>
     <w:p>
       <w:pPr>
         <w:pStyle w:val="Bibliography"/>
       </w:pPr>
       <w:r>
-        <w:t xml:space="preserve">Wikipedia contributors. 2026d.</w:t>
-      </w:r>
-      <w:r>
-        <w:t xml:space="preserve"> </w:t>
-      </w:r>
-      <w:r>
-        <w:rPr>
-          <w:i/>
-          <w:iCs/>
-        </w:rPr>
-        <w:t xml:space="preserve">Margin of Error —</w:t>
-      </w:r>
-      <w:r>
-        <w:rPr>
-          <w:i/>
-          <w:iCs/>
-        </w:rPr>
-        <w:t xml:space="preserve"> </w:t>
-      </w:r>
-      <w:r>
-        <w:rPr>
-          <w:i/>
-          <w:iCs/>
-        </w:rPr>
+        <w:t xml:space="preserve">[15]</w:t>
+      </w:r>
+      <w:r>
+        <w:t xml:space="preserve"> </w:t>
+      </w:r>
+      <w:r>
+        <w:t xml:space="preserve">	</w:t>
+      </w:r>
+      <w:r>
+        <w:t xml:space="preserve">Wikipedia contributors,</w:t>
+      </w:r>
+      <w:r>
+        <w:t xml:space="preserve"> </w:t>
+      </w:r>
+      <w:r>
+        <w:t xml:space="preserve">“Margin of error —</w:t>
+      </w:r>
+      <w:r>
+        <w:t xml:space="preserve"> </w:t>
+      </w:r>
+      <w:r>
         <w:t xml:space="preserve">Wikipedia</w:t>
       </w:r>
       <w:r>
-        <w:rPr>
-          <w:i/>
-          <w:iCs/>
-        </w:rPr>
         <w:t xml:space="preserve">,</w:t>
       </w:r>
       <w:r>
-        <w:rPr>
-          <w:i/>
-          <w:iCs/>
-        </w:rPr>
-        <w:t xml:space="preserve"> </w:t>
-      </w:r>
-      <w:r>
-        <w:rPr>
-          <w:i/>
-          <w:iCs/>
-        </w:rPr>
-        <w:t xml:space="preserve">the Free Encyclopedia</w:t>
-      </w:r>
-      <w:r>
-        <w:t xml:space="preserve">.</w:t>
-      </w:r>
-      <w:r>
-        <w:t xml:space="preserve"> </w:t>
-      </w:r>
-      <w:hyperlink r:id="rId71">
+        <w:t xml:space="preserve"> </w:t>
+      </w:r>
+      <w:r>
+        <w:t xml:space="preserve">the free encyclopedia.”</w:t>
+      </w:r>
+      <w:r>
+        <w:t xml:space="preserve"> </w:t>
+      </w:r>
+      <w:r>
+        <w:t xml:space="preserve">2026. Available:</w:t>
+      </w:r>
+      <w:r>
+        <w:t xml:space="preserve"> </w:t>
+      </w:r>
+      <w:hyperlink r:id="rId80">
         <w:r>
           <w:rPr>
             <w:rStyle w:val="Hyperlink"/>
@@ -8795,18 +9009,24 @@
           <w:t xml:space="preserve">https://en.wikipedia.org/wiki/Margin_of_error</w:t>
         </w:r>
       </w:hyperlink>
-      <w:r>
-        <w:t xml:space="preserve">.</w:t>
-      </w:r>
-    </w:p>
-    <w:bookmarkEnd w:id="72"/>
-    <w:bookmarkStart w:id="74" w:name="ref-wikipedia_one_and_two_tailed_tests"/>
+    </w:p>
+    <w:bookmarkEnd w:id="81"/>
+    <w:bookmarkStart w:id="83" w:name="ref-vittinghoff2e"/>
     <w:p>
       <w:pPr>
         <w:pStyle w:val="Bibliography"/>
       </w:pPr>
       <w:r>
-        <w:t xml:space="preserve">Wikipedia contributors. 2026e.</w:t>
+        <w:t xml:space="preserve">[16]</w:t>
+      </w:r>
+      <w:r>
+        <w:t xml:space="preserve"> </w:t>
+      </w:r>
+      <w:r>
+        <w:t xml:space="preserve">	</w:t>
+      </w:r>
+      <w:r>
+        <w:t xml:space="preserve">E. Vittinghoff, D. V. Glidden, S. C. Shiboski, and C. E. McCulloch,</w:t>
       </w:r>
       <w:r>
         <w:t xml:space="preserve"> </w:t>
@@ -8816,424 +9036,29 @@
           <w:i/>
           <w:iCs/>
         </w:rPr>
-        <w:t xml:space="preserve">One- and Two-Tailed Tests —</w:t>
-      </w:r>
-      <w:r>
-        <w:rPr>
-          <w:i/>
-          <w:iCs/>
-        </w:rPr>
-        <w:t xml:space="preserve"> </w:t>
-      </w:r>
-      <w:r>
-        <w:rPr>
-          <w:i/>
-          <w:iCs/>
-        </w:rPr>
-        <w:t xml:space="preserve">Wikipedia</w:t>
-      </w:r>
-      <w:r>
-        <w:rPr>
-          <w:i/>
-          <w:iCs/>
-        </w:rPr>
-        <w:t xml:space="preserve">,</w:t>
-      </w:r>
-      <w:r>
-        <w:rPr>
-          <w:i/>
-          <w:iCs/>
-        </w:rPr>
-        <w:t xml:space="preserve"> </w:t>
-      </w:r>
-      <w:r>
-        <w:rPr>
-          <w:i/>
-          <w:iCs/>
-        </w:rPr>
-        <w:t xml:space="preserve">the Free Encyclopedia</w:t>
-      </w:r>
-      <w:r>
-        <w:t xml:space="preserve">.</w:t>
-      </w:r>
-      <w:r>
-        <w:t xml:space="preserve"> </w:t>
-      </w:r>
-      <w:hyperlink r:id="rId73">
+        <w:t xml:space="preserve">Regression methods in biostatistics: Linear, logistic, survival, and repeated measures models</w:t>
+      </w:r>
+      <w:r>
+        <w:t xml:space="preserve">, 2nd ed. Springer, 2012. doi:</w:t>
+      </w:r>
+      <w:r>
+        <w:t xml:space="preserve"> </w:t>
+      </w:r>
+      <w:hyperlink r:id="rId82">
         <w:r>
           <w:rPr>
             <w:rStyle w:val="Hyperlink"/>
           </w:rPr>
-          <w:t xml:space="preserve">https://en.wikipedia.org/wiki/One-_and_two-tailed_tests</w:t>
+          <w:t xml:space="preserve">10.1007/978-1-4614-1353-0</w:t>
         </w:r>
       </w:hyperlink>
       <w:r>
         <w:t xml:space="preserve">.</w:t>
       </w:r>
     </w:p>
-    <w:bookmarkEnd w:id="74"/>
-    <w:bookmarkStart w:id="76" w:name="ref-wikipedia_p_value"/>
-    <w:p>
-      <w:pPr>
-        <w:pStyle w:val="Bibliography"/>
-      </w:pPr>
-      <w:r>
-        <w:t xml:space="preserve">Wikipedia contributors. 2026f.</w:t>
-      </w:r>
-      <w:r>
-        <w:t xml:space="preserve"> </w:t>
-      </w:r>
-      <w:r>
-        <w:rPr>
-          <w:i/>
-          <w:iCs/>
-        </w:rPr>
-        <w:t xml:space="preserve">P-Value —</w:t>
-      </w:r>
-      <w:r>
-        <w:rPr>
-          <w:i/>
-          <w:iCs/>
-        </w:rPr>
-        <w:t xml:space="preserve"> </w:t>
-      </w:r>
-      <w:r>
-        <w:rPr>
-          <w:i/>
-          <w:iCs/>
-        </w:rPr>
-        <w:t xml:space="preserve">Wikipedia</w:t>
-      </w:r>
-      <w:r>
-        <w:rPr>
-          <w:i/>
-          <w:iCs/>
-        </w:rPr>
-        <w:t xml:space="preserve">,</w:t>
-      </w:r>
-      <w:r>
-        <w:rPr>
-          <w:i/>
-          <w:iCs/>
-        </w:rPr>
-        <w:t xml:space="preserve"> </w:t>
-      </w:r>
-      <w:r>
-        <w:rPr>
-          <w:i/>
-          <w:iCs/>
-        </w:rPr>
-        <w:t xml:space="preserve">the Free Encyclopedia</w:t>
-      </w:r>
-      <w:r>
-        <w:t xml:space="preserve">.</w:t>
-      </w:r>
-      <w:r>
-        <w:t xml:space="preserve"> </w:t>
-      </w:r>
-      <w:hyperlink r:id="rId75">
-        <w:r>
-          <w:rPr>
-            <w:rStyle w:val="Hyperlink"/>
-          </w:rPr>
-          <w:t xml:space="preserve">https://en.wikipedia.org/wiki/P-value</w:t>
-        </w:r>
-      </w:hyperlink>
-      <w:r>
-        <w:t xml:space="preserve">.</w:t>
-      </w:r>
-    </w:p>
-    <w:bookmarkEnd w:id="76"/>
-    <w:bookmarkStart w:id="78" w:name="Xf91ac3e78483ea46cabb519605e11a427d8ba73"/>
-    <w:p>
-      <w:pPr>
-        <w:pStyle w:val="Bibliography"/>
-      </w:pPr>
-      <w:r>
-        <w:t xml:space="preserve">Wikipedia contributors. 2026g.</w:t>
-      </w:r>
-      <w:r>
-        <w:t xml:space="preserve"> </w:t>
-      </w:r>
-      <w:r>
-        <w:rPr>
-          <w:i/>
-          <w:iCs/>
-        </w:rPr>
-        <w:t xml:space="preserve">Statistical Hypothesis Test —</w:t>
-      </w:r>
-      <w:r>
-        <w:rPr>
-          <w:i/>
-          <w:iCs/>
-        </w:rPr>
-        <w:t xml:space="preserve"> </w:t>
-      </w:r>
-      <w:r>
-        <w:rPr>
-          <w:i/>
-          <w:iCs/>
-        </w:rPr>
-        <w:t xml:space="preserve">Wikipedia</w:t>
-      </w:r>
-      <w:r>
-        <w:rPr>
-          <w:i/>
-          <w:iCs/>
-        </w:rPr>
-        <w:t xml:space="preserve">,</w:t>
-      </w:r>
-      <w:r>
-        <w:rPr>
-          <w:i/>
-          <w:iCs/>
-        </w:rPr>
-        <w:t xml:space="preserve"> </w:t>
-      </w:r>
-      <w:r>
-        <w:rPr>
-          <w:i/>
-          <w:iCs/>
-        </w:rPr>
-        <w:t xml:space="preserve">the Free Encyclopedia</w:t>
-      </w:r>
-      <w:r>
-        <w:t xml:space="preserve">.</w:t>
-      </w:r>
-      <w:r>
-        <w:t xml:space="preserve"> </w:t>
-      </w:r>
-      <w:hyperlink r:id="rId77">
-        <w:r>
-          <w:rPr>
-            <w:rStyle w:val="Hyperlink"/>
-          </w:rPr>
-          <w:t xml:space="preserve">https://en.wikipedia.org/wiki/Statistical_hypothesis_test</w:t>
-        </w:r>
-      </w:hyperlink>
-      <w:r>
-        <w:t xml:space="preserve">.</w:t>
-      </w:r>
-    </w:p>
-    <w:bookmarkEnd w:id="78"/>
-    <w:bookmarkStart w:id="80" w:name="ref-wikipedia_statistical_significance"/>
-    <w:p>
-      <w:pPr>
-        <w:pStyle w:val="Bibliography"/>
-      </w:pPr>
-      <w:r>
-        <w:t xml:space="preserve">Wikipedia contributors. 2026h.</w:t>
-      </w:r>
-      <w:r>
-        <w:t xml:space="preserve"> </w:t>
-      </w:r>
-      <w:r>
-        <w:rPr>
-          <w:i/>
-          <w:iCs/>
-        </w:rPr>
-        <w:t xml:space="preserve">Statistical Significance —</w:t>
-      </w:r>
-      <w:r>
-        <w:rPr>
-          <w:i/>
-          <w:iCs/>
-        </w:rPr>
-        <w:t xml:space="preserve"> </w:t>
-      </w:r>
-      <w:r>
-        <w:rPr>
-          <w:i/>
-          <w:iCs/>
-        </w:rPr>
-        <w:t xml:space="preserve">Wikipedia</w:t>
-      </w:r>
-      <w:r>
-        <w:rPr>
-          <w:i/>
-          <w:iCs/>
-        </w:rPr>
-        <w:t xml:space="preserve">,</w:t>
-      </w:r>
-      <w:r>
-        <w:rPr>
-          <w:i/>
-          <w:iCs/>
-        </w:rPr>
-        <w:t xml:space="preserve"> </w:t>
-      </w:r>
-      <w:r>
-        <w:rPr>
-          <w:i/>
-          <w:iCs/>
-        </w:rPr>
-        <w:t xml:space="preserve">the Free Encyclopedia</w:t>
-      </w:r>
-      <w:r>
-        <w:t xml:space="preserve">.</w:t>
-      </w:r>
-      <w:r>
-        <w:t xml:space="preserve"> </w:t>
-      </w:r>
-      <w:hyperlink r:id="rId79">
-        <w:r>
-          <w:rPr>
-            <w:rStyle w:val="Hyperlink"/>
-          </w:rPr>
-          <w:t xml:space="preserve">https://en.wikipedia.org/wiki/Statistical_significance</w:t>
-        </w:r>
-      </w:hyperlink>
-      <w:r>
-        <w:t xml:space="preserve">.</w:t>
-      </w:r>
-    </w:p>
-    <w:bookmarkEnd w:id="80"/>
-    <w:bookmarkStart w:id="82" w:name="ref-wikipedia_students_t_distribution"/>
-    <w:p>
-      <w:pPr>
-        <w:pStyle w:val="Bibliography"/>
-      </w:pPr>
-      <w:r>
-        <w:t xml:space="preserve">Wikipedia contributors. 2026i.</w:t>
-      </w:r>
-      <w:r>
-        <w:t xml:space="preserve"> </w:t>
-      </w:r>
-      <w:r>
-        <w:rPr>
-          <w:i/>
-          <w:iCs/>
-        </w:rPr>
-        <w:t xml:space="preserve">Student’s t-Distribution —</w:t>
-      </w:r>
-      <w:r>
-        <w:rPr>
-          <w:i/>
-          <w:iCs/>
-        </w:rPr>
-        <w:t xml:space="preserve"> </w:t>
-      </w:r>
-      <w:r>
-        <w:rPr>
-          <w:i/>
-          <w:iCs/>
-        </w:rPr>
-        <w:t xml:space="preserve">Wikipedia</w:t>
-      </w:r>
-      <w:r>
-        <w:rPr>
-          <w:i/>
-          <w:iCs/>
-        </w:rPr>
-        <w:t xml:space="preserve">,</w:t>
-      </w:r>
-      <w:r>
-        <w:rPr>
-          <w:i/>
-          <w:iCs/>
-        </w:rPr>
-        <w:t xml:space="preserve"> </w:t>
-      </w:r>
-      <w:r>
-        <w:rPr>
-          <w:i/>
-          <w:iCs/>
-        </w:rPr>
-        <w:t xml:space="preserve">the Free Encyclopedia</w:t>
-      </w:r>
-      <w:r>
-        <w:t xml:space="preserve">.</w:t>
-      </w:r>
-      <w:r>
-        <w:t xml:space="preserve"> </w:t>
-      </w:r>
-      <w:hyperlink r:id="rId81">
-        <w:r>
-          <w:rPr>
-            <w:rStyle w:val="Hyperlink"/>
-          </w:rPr>
-          <w:t xml:space="preserve">https://en.wikipedia.org/wiki/Student%27s_t-distribution</w:t>
-        </w:r>
-      </w:hyperlink>
-      <w:r>
-        <w:t xml:space="preserve">.</w:t>
-      </w:r>
-    </w:p>
-    <w:bookmarkEnd w:id="82"/>
-    <w:bookmarkStart w:id="84" w:name="ref-wikipedia_test_statistic"/>
-    <w:p>
-      <w:pPr>
-        <w:pStyle w:val="Bibliography"/>
-      </w:pPr>
-      <w:r>
-        <w:t xml:space="preserve">Wikipedia contributors. 2026j.</w:t>
-      </w:r>
-      <w:r>
-        <w:t xml:space="preserve"> </w:t>
-      </w:r>
-      <w:r>
-        <w:rPr>
-          <w:i/>
-          <w:iCs/>
-        </w:rPr>
-        <w:t xml:space="preserve">Test Statistic —</w:t>
-      </w:r>
-      <w:r>
-        <w:rPr>
-          <w:i/>
-          <w:iCs/>
-        </w:rPr>
-        <w:t xml:space="preserve"> </w:t>
-      </w:r>
-      <w:r>
-        <w:rPr>
-          <w:i/>
-          <w:iCs/>
-        </w:rPr>
-        <w:t xml:space="preserve">Wikipedia</w:t>
-      </w:r>
-      <w:r>
-        <w:rPr>
-          <w:i/>
-          <w:iCs/>
-        </w:rPr>
-        <w:t xml:space="preserve">,</w:t>
-      </w:r>
-      <w:r>
-        <w:rPr>
-          <w:i/>
-          <w:iCs/>
-        </w:rPr>
-        <w:t xml:space="preserve"> </w:t>
-      </w:r>
-      <w:r>
-        <w:rPr>
-          <w:i/>
-          <w:iCs/>
-        </w:rPr>
-        <w:t xml:space="preserve">the Free Encyclopedia</w:t>
-      </w:r>
-      <w:r>
-        <w:t xml:space="preserve">.</w:t>
-      </w:r>
-      <w:r>
-        <w:t xml:space="preserve"> </w:t>
-      </w:r>
-      <w:hyperlink r:id="rId83">
-        <w:r>
-          <w:rPr>
-            <w:rStyle w:val="Hyperlink"/>
-          </w:rPr>
-          <w:t xml:space="preserve">https://en.wikipedia.org/wiki/Test_statistic</w:t>
-        </w:r>
-      </w:hyperlink>
-      <w:r>
-        <w:t xml:space="preserve">.</w:t>
-      </w:r>
-    </w:p>
+    <w:bookmarkEnd w:id="83"/>
     <w:bookmarkEnd w:id="84"/>
     <w:bookmarkEnd w:id="85"/>
-    <w:bookmarkEnd w:id="86"/>
     <w:sectPr>
       <w:footnotePr>
         <w:numRestart w:val="eachSect"/>
@@ -9578,9 +9403,6 @@
     <w:abstractNumId w:val="991"/>
   </w:num>
   <w:num w:numId="1006">
-    <w:abstractNumId w:val="991"/>
-  </w:num>
-  <w:num w:numId="1007">
     <w:abstractNumId w:val="991"/>
   </w:num>
 </w:numbering>
